--- a/doc_templates/ΤΕΠΙΧ-ΙΙΙ_Δήλωση-Σώρευσης-DeMinimis.docx
+++ b/doc_templates/ΤΕΠΙΧ-ΙΙΙ_Δήλωση-Σώρευσης-DeMinimis.docx
@@ -349,7 +349,7 @@
       </w:pPr>
       <w:r>
         <w:rPr/>
-        <w:t>με ΑΦΜ {{ afm }} την οποία νομίμως εκπροσωπώ, συμπεριλαμβανομένων και των τυχόν συνδεδεμένων με αυτήν επιχειρήσεων, έχει λάβει σε περίοδο τριών (3) ετών σε κυλιόμενη βάση τις κάτωθι ενισχύσεις εκ των οποίων δηλώνονται και οι ήσσονος σημασίας:</w:t>
+        <w:t>με ΑΦΜ {{ epicheirisi_afm }} την οποία νομίμως εκπροσωπώ, συμπεριλαμβανομένων και των τυχόν συνδεδεμένων με αυτήν επιχειρήσεων, έχει λάβει σε περίοδο τριών (3) ετών σε κυλιόμενη βάση τις κάτωθι ενισχύσεις εκ των οποίων δηλώνονται και οι ήσσονος σημασίας:</w:t>
       </w:r>
     </w:p>
     <w:p>
